--- a/One_Way_Anova_Doc.docx
+++ b/One_Way_Anova_Doc.docx
@@ -262,15 +262,16 @@
     <w:tbl>
       <w:tblPr>
         <w:tblStyle w:val="TableGrid"/>
-        <w:tblW w:w="9340" w:type="dxa"/>
+        <w:tblW w:w="9350" w:type="dxa"/>
         <w:tblLayout w:type="fixed"/>
         <w:tblLook w:val="04A0" w:firstRow="1" w:lastRow="0" w:firstColumn="1" w:lastColumn="0" w:noHBand="0" w:noVBand="1"/>
       </w:tblPr>
       <w:tblGrid>
-        <w:gridCol w:w="2950"/>
-        <w:gridCol w:w="2130"/>
-        <w:gridCol w:w="2130"/>
-        <w:gridCol w:w="2130"/>
+        <w:gridCol w:w="2150"/>
+        <w:gridCol w:w="1800"/>
+        <w:gridCol w:w="1800"/>
+        <w:gridCol w:w="1800"/>
+        <w:gridCol w:w="1800"/>
       </w:tblGrid>
       <w:tr>
         <w:trPr>
@@ -279,7 +280,7 @@
         </w:trPr>
         <w:tc>
           <w:tcPr>
-            <w:tcW w:w="2950" w:type="dxa"/>
+            <w:tcW w:w="2150" w:type="dxa"/>
             <w:shd w:val="clear" w:color="auto" w:fill="D9D9D9"/>
             <w:vAlign w:val="center"/>
           </w:tcPr>
@@ -301,7 +302,7 @@
         </w:tc>
         <w:tc>
           <w:tcPr>
-            <w:tcW w:w="2130" w:type="dxa"/>
+            <w:tcW w:w="1800" w:type="dxa"/>
             <w:shd w:val="clear" w:color="auto" w:fill="D9D9D9"/>
             <w:vAlign w:val="center"/>
           </w:tcPr>
@@ -324,7 +325,7 @@
         </w:tc>
         <w:tc>
           <w:tcPr>
-            <w:tcW w:w="2130" w:type="dxa"/>
+            <w:tcW w:w="1800" w:type="dxa"/>
             <w:shd w:val="clear" w:color="auto" w:fill="D9D9D9"/>
             <w:vAlign w:val="center"/>
           </w:tcPr>
@@ -347,7 +348,7 @@
         </w:tc>
         <w:tc>
           <w:tcPr>
-            <w:tcW w:w="2130" w:type="dxa"/>
+            <w:tcW w:w="1800" w:type="dxa"/>
             <w:shd w:val="clear" w:color="auto" w:fill="D9D9D9"/>
             <w:vAlign w:val="center"/>
           </w:tcPr>
@@ -365,6 +366,28 @@
                 <w:szCs w:val="26"/>
               </w:rPr>
               <w:t xml:space="preserve">Antibiotic C</w:t>
+            </w:r>
+          </w:p>
+        </w:tc>
+        <w:tc>
+          <w:tcPr>
+            <w:tcW w:w="1800" w:type="dxa"/>
+            <w:shd w:val="clear" w:color="auto" w:fill="D9D9D9"/>
+            <w:vAlign w:val="center"/>
+          </w:tcPr>
+          <w:p>
+            <w:pPr>
+              <w:spacing w:before="0" w:after="0"/>
+              <w:jc w:val="center"/>
+            </w:pPr>
+            <w:r>
+              <w:rPr>
+                <w:b/>
+                <w:bCs/>
+                <w:sz w:val="26"/>
+                <w:szCs w:val="26"/>
+              </w:rPr>
+              <w:t xml:space="preserve">All patients</w:t>
             </w:r>
           </w:p>
         </w:tc>
@@ -376,7 +399,7 @@
         </w:trPr>
         <w:tc>
           <w:tcPr>
-            <w:tcW w:w="2950" w:type="dxa"/>
+            <w:tcW w:w="2150" w:type="dxa"/>
             <w:vAlign w:val="center"/>
           </w:tcPr>
           <w:p>
@@ -395,7 +418,7 @@
         </w:tc>
         <w:tc>
           <w:tcPr>
-            <w:tcW w:w="2130" w:type="dxa"/>
+            <w:tcW w:w="1800" w:type="dxa"/>
             <w:vAlign w:val="center"/>
           </w:tcPr>
           <w:p>
@@ -414,7 +437,7 @@
         </w:tc>
         <w:tc>
           <w:tcPr>
-            <w:tcW w:w="2130" w:type="dxa"/>
+            <w:tcW w:w="1800" w:type="dxa"/>
             <w:vAlign w:val="center"/>
           </w:tcPr>
           <w:p>
@@ -433,7 +456,7 @@
         </w:tc>
         <w:tc>
           <w:tcPr>
-            <w:tcW w:w="2130" w:type="dxa"/>
+            <w:tcW w:w="1800" w:type="dxa"/>
             <w:vAlign w:val="center"/>
           </w:tcPr>
           <w:p>
@@ -447,6 +470,27 @@
                 <w:szCs w:val="26"/>
               </w:rPr>
               <w:t xml:space="preserve">5</w:t>
+            </w:r>
+          </w:p>
+        </w:tc>
+        <w:tc>
+          <w:tcPr>
+            <w:tcW w:w="1800" w:type="dxa"/>
+            <w:shd w:val="clear" w:color="auto" w:fill="F2F2F2"/>
+            <w:vAlign w:val="center"/>
+          </w:tcPr>
+          <w:p>
+            <w:pPr>
+              <w:spacing w:before="0" w:after="0"/>
+              <w:jc w:val="left"/>
+            </w:pPr>
+            <w:r>
+              <w:rPr>
+                <w:color w:val="595959"/>
+                <w:sz w:val="20"/>
+                <w:szCs w:val="20"/>
+              </w:rPr>
+              <w:t xml:space="preserve">N =</w:t>
             </w:r>
           </w:p>
         </w:tc>
@@ -458,7 +502,7 @@
         </w:trPr>
         <w:tc>
           <w:tcPr>
-            <w:tcW w:w="2950" w:type="dxa"/>
+            <w:tcW w:w="2150" w:type="dxa"/>
             <w:vAlign w:val="center"/>
           </w:tcPr>
           <w:p>
@@ -477,7 +521,7 @@
         </w:tc>
         <w:tc>
           <w:tcPr>
-            <w:tcW w:w="2130" w:type="dxa"/>
+            <w:tcW w:w="1800" w:type="dxa"/>
             <w:vAlign w:val="center"/>
           </w:tcPr>
           <w:p>
@@ -496,7 +540,7 @@
         </w:tc>
         <w:tc>
           <w:tcPr>
-            <w:tcW w:w="2130" w:type="dxa"/>
+            <w:tcW w:w="1800" w:type="dxa"/>
             <w:vAlign w:val="center"/>
           </w:tcPr>
           <w:p>
@@ -515,7 +559,7 @@
         </w:tc>
         <w:tc>
           <w:tcPr>
-            <w:tcW w:w="2130" w:type="dxa"/>
+            <w:tcW w:w="1800" w:type="dxa"/>
             <w:vAlign w:val="center"/>
           </w:tcPr>
           <w:p>
@@ -529,6 +573,27 @@
                 <w:szCs w:val="26"/>
               </w:rPr>
               <w:t xml:space="preserve"/>
+            </w:r>
+          </w:p>
+        </w:tc>
+        <w:tc>
+          <w:tcPr>
+            <w:tcW w:w="1800" w:type="dxa"/>
+            <w:shd w:val="clear" w:color="auto" w:fill="F2F2F2"/>
+            <w:vAlign w:val="center"/>
+          </w:tcPr>
+          <w:p>
+            <w:pPr>
+              <w:spacing w:before="0" w:after="0"/>
+              <w:jc w:val="left"/>
+            </w:pPr>
+            <w:r>
+              <w:rPr>
+                <w:color w:val="595959"/>
+                <w:sz w:val="20"/>
+                <w:szCs w:val="20"/>
+              </w:rPr>
+              <w:t xml:space="preserve">x̿ =</w:t>
             </w:r>
           </w:p>
         </w:tc>
@@ -540,7 +605,7 @@
         </w:trPr>
         <w:tc>
           <w:tcPr>
-            <w:tcW w:w="2950" w:type="dxa"/>
+            <w:tcW w:w="2150" w:type="dxa"/>
             <w:vAlign w:val="center"/>
           </w:tcPr>
           <w:p>
@@ -559,7 +624,7 @@
         </w:tc>
         <w:tc>
           <w:tcPr>
-            <w:tcW w:w="2130" w:type="dxa"/>
+            <w:tcW w:w="1800" w:type="dxa"/>
             <w:vAlign w:val="center"/>
           </w:tcPr>
           <w:p>
@@ -578,7 +643,7 @@
         </w:tc>
         <w:tc>
           <w:tcPr>
-            <w:tcW w:w="2130" w:type="dxa"/>
+            <w:tcW w:w="1800" w:type="dxa"/>
             <w:vAlign w:val="center"/>
           </w:tcPr>
           <w:p>
@@ -597,7 +662,27 @@
         </w:tc>
         <w:tc>
           <w:tcPr>
-            <w:tcW w:w="2130" w:type="dxa"/>
+            <w:tcW w:w="1800" w:type="dxa"/>
+            <w:vAlign w:val="center"/>
+          </w:tcPr>
+          <w:p>
+            <w:pPr>
+              <w:spacing w:before="0" w:after="0"/>
+              <w:jc w:val="center"/>
+            </w:pPr>
+            <w:r>
+              <w:rPr>
+                <w:sz w:val="26"/>
+                <w:szCs w:val="26"/>
+              </w:rPr>
+              <w:t xml:space="preserve"/>
+            </w:r>
+          </w:p>
+        </w:tc>
+        <w:tc>
+          <w:tcPr>
+            <w:tcW w:w="1800" w:type="dxa"/>
+            <w:shd w:val="clear" w:color="auto" w:fill="D9D9D9"/>
             <w:vAlign w:val="center"/>
           </w:tcPr>
           <w:p>
@@ -622,7 +707,7 @@
         </w:trPr>
         <w:tc>
           <w:tcPr>
-            <w:tcW w:w="2950" w:type="dxa"/>
+            <w:tcW w:w="2150" w:type="dxa"/>
             <w:vAlign w:val="center"/>
           </w:tcPr>
           <w:p>
@@ -641,7 +726,7 @@
         </w:tc>
         <w:tc>
           <w:tcPr>
-            <w:tcW w:w="2130" w:type="dxa"/>
+            <w:tcW w:w="1800" w:type="dxa"/>
             <w:vAlign w:val="center"/>
           </w:tcPr>
           <w:p>
@@ -660,7 +745,7 @@
         </w:tc>
         <w:tc>
           <w:tcPr>
-            <w:tcW w:w="2130" w:type="dxa"/>
+            <w:tcW w:w="1800" w:type="dxa"/>
             <w:vAlign w:val="center"/>
           </w:tcPr>
           <w:p>
@@ -679,7 +764,27 @@
         </w:tc>
         <w:tc>
           <w:tcPr>
-            <w:tcW w:w="2130" w:type="dxa"/>
+            <w:tcW w:w="1800" w:type="dxa"/>
+            <w:vAlign w:val="center"/>
+          </w:tcPr>
+          <w:p>
+            <w:pPr>
+              <w:spacing w:before="0" w:after="0"/>
+              <w:jc w:val="center"/>
+            </w:pPr>
+            <w:r>
+              <w:rPr>
+                <w:sz w:val="26"/>
+                <w:szCs w:val="26"/>
+              </w:rPr>
+              <w:t xml:space="preserve"/>
+            </w:r>
+          </w:p>
+        </w:tc>
+        <w:tc>
+          <w:tcPr>
+            <w:tcW w:w="1800" w:type="dxa"/>
+            <w:shd w:val="clear" w:color="auto" w:fill="D9D9D9"/>
             <w:vAlign w:val="center"/>
           </w:tcPr>
           <w:p>
@@ -711,15 +816,11 @@
       </w:r>
       <w:r>
         <w:rPr/>
-        <w:t xml:space="preserve">x̿ = (n₁x̄₁ + n₂x̄₂ + n₃x̄₃) ÷ N = </w:t>
+        <w:t xml:space="preserve">x̿ = (n₁x̄₁ + n₂x̄₂ + n₃x̄₃) ÷ N   (write it at the end of the Mean row)      </w:t>
       </w:r>
       <w:r>
         <w:rPr/>
-        <w:t xml:space="preserve">______________</w:t>
-      </w:r>
-      <w:r>
-        <w:rPr/>
-        <w:t xml:space="preserve">     N = ______     k = ______</w:t>
+        <w:t xml:space="preserve">k = ______</w:t>
       </w:r>
     </w:p>
     <w:tbl>

--- a/One_Way_Anova_Doc.docx
+++ b/One_Way_Anova_Doc.docx
@@ -215,15 +215,6 @@
               <w:t xml:space="preserve">Write H₀ and Hₐ in words for this trial. What is the factor? What is the response variable?</w:t>
             </w:r>
           </w:p>
-          <w:p>
-            <w:pPr>
-              <w:spacing w:before="0" w:after="0"/>
-            </w:pPr>
-            <w:r>
-              <w:rPr/>
-              <w:t xml:space="preserve"/>
-            </w:r>
-          </w:p>
         </w:tc>
       </w:tr>
     </w:tbl>
@@ -315,7 +306,7 @@
               <w:rPr>
                 <w:b/>
                 <w:bCs/>
-                <w:color w:val="1F5F9E"/>
+                <w:color w:val="6A46C2"/>
                 <w:sz w:val="26"/>
                 <w:szCs w:val="26"/>
               </w:rPr>
@@ -361,7 +352,7 @@
               <w:rPr>
                 <w:b/>
                 <w:bCs/>
-                <w:color w:val="B34A1F"/>
+                <w:color w:val="A3315F"/>
                 <w:sz w:val="26"/>
                 <w:szCs w:val="26"/>
               </w:rPr>
@@ -868,21 +859,135 @@
               <w:t xml:space="preserve">Why can’t we just average 13, 11 and 5 to get the grand mean? What would go wrong?</w:t>
             </w:r>
           </w:p>
-          <w:p>
-            <w:pPr>
-              <w:spacing w:before="0" w:after="0"/>
-            </w:pPr>
-            <w:r>
-              <w:rPr/>
-              <w:t xml:space="preserve"/>
-            </w:r>
-          </w:p>
         </w:tc>
       </w:tr>
     </w:tbl>
     <w:p>
+      <w:pPr>
+        <w:spacing w:before="0" w:after="160"/>
+      </w:pPr>
+      <w:r>
+        <w:rPr/>
+        <w:t xml:space="preserve"/>
+      </w:r>
+    </w:p>
+    <w:tbl>
+      <w:tblPr>
+        <w:tblStyle w:val="TableGrid"/>
+        <w:tblW w:w="9350" w:type="dxa"/>
+        <w:tblLayout w:type="fixed"/>
+        <w:tblLook w:val="04A0" w:firstRow="1" w:lastRow="0" w:firstColumn="1" w:lastColumn="0" w:noHBand="0" w:noVBand="1"/>
+      </w:tblPr>
+      <w:tblGrid>
+        <w:gridCol w:w="9350"/>
+      </w:tblGrid>
+      <w:tr>
+        <w:trPr>
+          <w:cantSplit/>
+          <w:trHeight w:val="560"/>
+        </w:trPr>
+        <w:tc>
+          <w:tcPr>
+            <w:tcW w:w="9350" w:type="dxa"/>
+            <w:shd w:val="clear" w:color="auto" w:fill="FBE4D5"/>
+            <w:vAlign w:val="center"/>
+          </w:tcPr>
+          <w:p>
+            <w:pPr>
+              <w:spacing w:before="0" w:after="60"/>
+            </w:pPr>
+            <w:r>
+              <w:rPr>
+                <w:b/>
+                <w:bCs/>
+                <w:color w:val="7A2E0E"/>
+                <w:sz w:val="22"/>
+                <w:szCs w:val="22"/>
+              </w:rPr>
+              <w:t xml:space="preserve">CHECK-IN 3  ·  sources of variation (use tab ① of the Explorer)</w:t>
+            </w:r>
+          </w:p>
+          <w:p>
+            <w:pPr>
+              <w:spacing w:before="0" w:after="60"/>
+            </w:pPr>
+            <w:r>
+              <w:rPr/>
+              <w:t xml:space="preserve">Two patients both took Antibiotic A. One cleared the infection in 10 days, the other in 17 days. Is this difference between-group or within-group (residual) variation? How do you know?</w:t>
+            </w:r>
+          </w:p>
+        </w:tc>
+      </w:tr>
+    </w:tbl>
+    <w:p>
+      <w:pPr>
+        <w:spacing w:before="0" w:after="80"/>
+      </w:pPr>
+      <w:r>
+        <w:rPr/>
+        <w:t xml:space="preserve"/>
+      </w:r>
+    </w:p>
+    <w:p>
       <w:r>
         <w:br w:type="page"/>
+      </w:r>
+    </w:p>
+    <w:tbl>
+      <w:tblPr>
+        <w:tblStyle w:val="TableGrid"/>
+        <w:tblW w:w="9350" w:type="dxa"/>
+        <w:tblLayout w:type="fixed"/>
+        <w:tblLook w:val="04A0" w:firstRow="1" w:lastRow="0" w:firstColumn="1" w:lastColumn="0" w:noHBand="0" w:noVBand="1"/>
+      </w:tblPr>
+      <w:tblGrid>
+        <w:gridCol w:w="9350"/>
+      </w:tblGrid>
+      <w:tr>
+        <w:trPr>
+          <w:cantSplit/>
+          <w:trHeight w:val="560"/>
+        </w:trPr>
+        <w:tc>
+          <w:tcPr>
+            <w:tcW w:w="9350" w:type="dxa"/>
+            <w:shd w:val="clear" w:color="auto" w:fill="FBE4D5"/>
+            <w:vAlign w:val="center"/>
+          </w:tcPr>
+          <w:p>
+            <w:pPr>
+              <w:spacing w:before="0" w:after="60"/>
+            </w:pPr>
+            <w:r>
+              <w:rPr>
+                <w:b/>
+                <w:bCs/>
+                <w:color w:val="7A2E0E"/>
+                <w:sz w:val="22"/>
+                <w:szCs w:val="22"/>
+              </w:rPr>
+              <w:t xml:space="preserve">CHECK-IN 4  ·  sources of variation (Nearpod)</w:t>
+            </w:r>
+          </w:p>
+          <w:p>
+            <w:pPr>
+              <w:spacing w:before="0" w:after="60"/>
+            </w:pPr>
+            <w:r>
+              <w:rPr/>
+              <w:t xml:space="preserve">If all three antibiotics worked exactly equally well, which sum of squares would be close to zero: SS(Between), SS(Within), or SS(Total)? Why?</w:t>
+            </w:r>
+          </w:p>
+        </w:tc>
+      </w:tr>
+    </w:tbl>
+    <w:p>
+      <w:pPr>
+        <w:spacing w:before="0" w:after="100"/>
+      </w:pPr>
+      <w:r>
+        <w:rPr/>
+        <w:t xml:space="preserve"/>
       </w:r>
     </w:p>
     <w:p>
@@ -1397,7 +1502,7 @@
                 <w:sz w:val="22"/>
                 <w:szCs w:val="22"/>
               </w:rPr>
-              <w:t xml:space="preserve">CHECK-IN 3  ·  the decision (Nearpod)</w:t>
+              <w:t xml:space="preserve">CHECK-IN 5  ·  the decision (Nearpod)</w:t>
             </w:r>
           </w:p>
           <w:p>
@@ -1407,15 +1512,6 @@
             <w:r>
               <w:rPr/>
               <w:t xml:space="preserve">Explain your result in one sentence that a patient in the trial would understand.</w:t>
-            </w:r>
-          </w:p>
-          <w:p>
-            <w:pPr>
-              <w:spacing w:before="0" w:after="0"/>
-            </w:pPr>
-            <w:r>
-              <w:rPr/>
-              <w:t xml:space="preserve"/>
             </w:r>
           </w:p>
         </w:tc>
@@ -1423,7 +1519,7 @@
     </w:tbl>
     <w:p>
       <w:pPr>
-        <w:spacing w:before="0" w:after="160"/>
+        <w:spacing w:before="0" w:after="80"/>
       </w:pPr>
       <w:r>
         <w:rPr/>
@@ -1463,7 +1559,7 @@
                 <w:sz w:val="22"/>
                 <w:szCs w:val="22"/>
               </w:rPr>
-              <w:t xml:space="preserve">CHECK-IN 4  ·  post-hoc (Nearpod)</w:t>
+              <w:t xml:space="preserve">CHECK-IN 6  ·  post-hoc (Nearpod)</w:t>
             </w:r>
           </w:p>
           <w:p>
@@ -1482,15 +1578,6 @@
             <w:r>
               <w:rPr/>
               <w:t xml:space="preserve">Which antibiotic would you prescribe? Does “not significant” prove A and B work equally well?</w:t>
-            </w:r>
-          </w:p>
-          <w:p>
-            <w:pPr>
-              <w:spacing w:before="0" w:after="0"/>
-            </w:pPr>
-            <w:r>
-              <w:rPr/>
-              <w:t xml:space="preserve"/>
             </w:r>
           </w:p>
         </w:tc>
@@ -1498,7 +1585,7 @@
     </w:tbl>
     <w:p>
       <w:pPr>
-        <w:spacing w:before="0" w:after="120"/>
+        <w:spacing w:before="0" w:after="80"/>
       </w:pPr>
       <w:r>
         <w:rPr/>
@@ -1547,16 +1634,7 @@
             </w:pPr>
             <w:r>
               <w:rPr/>
-              <w:t xml:space="preserve">Open the ANOVA Explorer → tab ② “Class example” and type your answers straight into the tables; use 💡 Hint or “Show work” if you need help. You can also download the data (.csv) to check it in jamovi.</w:t>
-            </w:r>
-          </w:p>
-          <w:p>
-            <w:pPr>
-              <w:spacing w:before="0" w:after="0"/>
-            </w:pPr>
-            <w:r>
-              <w:rPr/>
-              <w:t xml:space="preserve"/>
+              <w:t xml:space="preserve">Open the ANOVA Explorer. Tab ① “Sources of variation” animates where SS(B) and SS(W) come from. In tab ② “Class example”, type your answers straight into the tables; use 💡 Hint or “Show work” if you need help. You can also download the data (.csv) to check it in jamovi.</w:t>
             </w:r>
           </w:p>
         </w:tc>

--- a/One_Way_Anova_Doc.docx
+++ b/One_Way_Anova_Doc.docx
@@ -1568,7 +1568,7 @@
             </w:pPr>
             <w:r>
               <w:rPr/>
-              <w:t xml:space="preserve">Tukey: Antibiotic C differed from both A (p = .001) and B (p = .010), but A vs B did not (p = .47).</w:t>
+              <w:t xml:space="preserve">Tukey: Antibiotic C differed from both A (p = 0.001) and B (p = 0.010), but A vs B was not significantly different (p = 0.470).</w:t>
             </w:r>
           </w:p>
           <w:p>
